--- a/fra/docx/45.content.docx
+++ b/fra/docx/45.content.docx
@@ -22212,19 +22212,7 @@
         <w:rPr>
           <w:lang w:val="fr_FR" w:bidi="fr_FR"/>
         </w:rPr>
-        <w:t xml:space="preserve">). Une autre explication serait que Paul avait eu l’occasion de rencontrer ces personnes lors d'un de leurs voyages en dehors de Rome (voir </w:t>
-      </w:r>
-      <w:r>
-        <w:rPr>
-          <w:lang w:val="fr_FR" w:bidi="fr_FR"/>
-        </w:rPr>
-        <w:t>Introduction à l'épître aux Romains</w:t>
-      </w:r>
-      <w:r>
-        <w:rPr>
-          <w:lang w:val="fr_FR" w:bidi="fr_FR"/>
-        </w:rPr>
-        <w:t>, « Contexte »).</w:t>
+        <w:t>). Une autre explication serait que Paul avait eu l’occasion de rencontrer ces personnes lors d'un de leurs voyages en dehors de Rome (voir Introduction à l'épître aux Romains, « Contexte »).</w:t>
       </w:r>
       <w:r>
         <w:rPr>
